--- a/Week 1.docx
+++ b/Week 1.docx
@@ -5318,7 +5318,7 @@
     </w:p>
     <w:p>
       <w:r>
-        <w:t>The supplied files are usable for an internship-style classification and exploratory analysis task. The key result is not simply the 84.3% random-split score: that score depends heavily on fields whose timing may overlap with the inspection outcome. A more realistic future-period check reduces pre-inspection accuracy to 30.9%, with pronounced changes in target distribution. The next step is to verify definitions and provenance, then rebuild evaluation around the intended prediction moment. Until then, treat the model as an analytical baseline, not an inspection decision tool.</w:t>
+        <w:t>This project demonstrates how exploratory analysis can reveal limitations that a single accuracy score would hide. The supplied files contain 147,443 labeled food-establishment inspections and 49,148 unlabeled test records, with seven outcome classes and a strongly imbalanced target. PASS represents 53.89 percent of training records, while FACILITY CHANGED appears only 45 times. The random holdout reached 84.29 percent accuracy when all supplied fields were included, compared with 57.23 percent using candidate pre-inspection fields. The higher score must be treated cautiously because RiskLevel and SectionViolations may be assigned during or after an inspection. In a chronological test on 2017?2018, the pre-inspection model achieved 30.86 percent accuracy, only slightly above the 30.71 percent historical-majority baseline. This indicates that the random split does not demonstrate reliable prediction of future inspection outcomes. The shift from PASS toward PASS(CONDITIONAL) beginning in 2017 further suggests changes in inspection procedures, recording, or outcome definitions that should be investigated before interpreting trends as changes in food safety. The analysis also identified missing values, impossible leap-day dates, repeated facility records, and a very rare outcome class; these affect how records should be prepared, divided, and evaluated. Before further modeling, confirm the dataset source, licence, field definitions, target mapping, and when each predictor becomes available. Future validation should preserve time order, account for repeated facilities, compare per-class recall and macro-F1, and test whether results are stable across years. Because the archive describes establishment inspections rather than laboratory measurements or factory process controls, its results cannot directly assess processed-product quality. The current classifier is a reproducible analytical baseline for study, not a food-safety decision system.</w:t>
       </w:r>
     </w:p>
     <w:p>
